--- a/templates/certificate-of-incorporation-ccorp.docx
+++ b/templates/certificate-of-incorporation-ccorp.docx
@@ -4,29 +4,6 @@
   <w:body>
     <w:p>
       <w:pPr>
-        <w:spacing w:after="240"/>
-        <w:jc w:val="left"/>
-      </w:pPr>
-      <w:r>
-        <w:rPr>
-          <w:b/>
-          <w:i/>
-          <w:sz w:val="20"/>
-          <w:szCs w:val="20"/>
-        </w:rPr>
-        <w:t xml:space="preserve">Drafting note (delete before use): </w:t>
-      </w:r>
-      <w:r>
-        <w:rPr>
-          <w:i/>
-          <w:sz w:val="20"/>
-          <w:szCs w:val="20"/>
-        </w:rPr>
-        <w:t xml:space="preserve">A minimal single-class Delaware C-corporation charter for a founder-owned company to be operated by an AI agent under its Bylaws and AI Governance Policy. The AI-governance provisions live in the Bylaws (Article XII) and the AI Governance Policy. Replace all bracketed terms before filing.</w:t>
-      </w:r>
-    </w:p>
-    <w:p>
-      <w:pPr>
         <w:pStyle w:val="normal1"/>
         <w:spacing w:lineRule="auto" w:line="240" w:before="0" w:after="60"/>
         <w:jc w:val="center"/>
@@ -73,7 +50,7 @@
           <w:sz w:val="26"/>
           <w:szCs w:val="26"/>
         </w:rPr>
-        <w:t>[COMPANY NAME], INC.</w:t>
+        <w:t>{Company Name Upper}</w:t>
       </w:r>
     </w:p>
     <w:p>
@@ -92,7 +69,7 @@
       </w:r>
       <w:r>
         <w:rPr/>
-        <w:t>The name of the corporation is [COMPANY NAME], Inc. (the “Corporation”).</w:t>
+        <w:t>The name of the corporation is {Company Name} (the “Corporation”).</w:t>
       </w:r>
     </w:p>
     <w:p>
@@ -111,7 +88,7 @@
       </w:r>
       <w:r>
         <w:rPr/>
-        <w:t>The address of the Corporation’s registered office in the State of Delaware is [REGISTERED OFFICE ADDRESS], and the name of its registered agent at that address is [REGISTERED AGENT NAME].</w:t>
+        <w:t>The address of the Corporation’s registered office in the State of Delaware is {Registered Office Address}, and the name of its registered agent at that address is {Registered Agent Name}.</w:t>
       </w:r>
     </w:p>
     <w:p>
@@ -149,7 +126,7 @@
       </w:r>
       <w:r>
         <w:rPr/>
-        <w:t>The total number of shares of stock the Corporation is authorized to issue is [10,000,000] shares of Common Stock, par value $[0.00001] per share.</w:t>
+        <w:t>The total number of shares of stock the Corporation is authorized to issue is 10,000,000 shares of Common Stock, par value $0.00001 per share.</w:t>
       </w:r>
     </w:p>
     <w:p>
@@ -244,7 +221,7 @@
       </w:r>
       <w:r>
         <w:rPr/>
-        <w:t>The name and mailing address of the incorporator is [INCORPORATOR NAME], [INCORPORATOR ADDRESS]. The powers of the incorporator shall terminate upon the filing of this Certificate of Incorporation and the election of the initial director(s).</w:t>
+        <w:t>The name and mailing address of the incorporator is {Incorporator Name}, {Incorporator Address}. The powers of the incorporator shall terminate upon the filing of this Certificate of Incorporation and the election of the initial director(s).</w:t>
       </w:r>
     </w:p>
     <w:p>
@@ -256,7 +233,7 @@
       </w:pPr>
       <w:r>
         <w:rPr/>
-        <w:t>IN WITNESS WHEREOF, the undersigned incorporator has executed this Certificate of Incorporation on [DATE].</w:t>
+        <w:t>IN WITNESS WHEREOF, the undersigned incorporator has executed this Certificate of Incorporation on {Effective Date}.</w:t>
       </w:r>
     </w:p>
     <w:p>
@@ -267,7 +244,7 @@
       </w:pPr>
       <w:r>
         <w:rPr/>
-        <w:t>______________________________</w:t>
+        <w:t>{signature:incorporator_____}</w:t>
       </w:r>
     </w:p>
     <w:p>
@@ -278,7 +255,7 @@
       </w:pPr>
       <w:r>
         <w:rPr/>
-        <w:t>[INCORPORATOR NAME], Incorporator</w:t>
+        <w:t>{Incorporator Name}, Incorporator</w:t>
       </w:r>
     </w:p>
     <w:sectPr>
@@ -445,7 +422,7 @@
         <w:sz w:val="20"/>
         <w:szCs w:val="20"/>
       </w:rPr>
-      <w:t>[COMPANY NAME], INC. — Certificate of Incorporation</w:t>
+      <w:t>{Company Name Upper} — Certificate of Incorporation</w:t>
     </w:r>
   </w:p>
 </w:hdr>
@@ -467,7 +444,7 @@
         <w:sz w:val="20"/>
         <w:szCs w:val="20"/>
       </w:rPr>
-      <w:t>[COMPANY NAME], INC. — Certificate of Incorporation</w:t>
+      <w:t>{Company Name Upper} — Certificate of Incorporation</w:t>
     </w:r>
   </w:p>
 </w:hdr>
